--- a/TableS2.docx
+++ b/TableS2.docx
@@ -17,7 +17,7 @@
           <w:b/>
           <w:bCs/>
         </w:rPr>
-        <w:t>Table S2</w:t>
+        <w:t xml:space="preserve">Table S2 </w:t>
       </w:r>
     </w:p>
     <w:p>
@@ -70,50 +70,84 @@
               <w:bidi w:val="0"/>
               <w:jc w:val="start"/>
               <w:rPr>
+                <w:rFonts w:ascii="Times New Roman" w:hAnsi="Times New Roman"/>
+              </w:rPr>
+            </w:pPr>
+            <w:r>
+              <w:rPr>
+                <w:rFonts w:ascii="Times New Roman" w:hAnsi="Times New Roman"/>
                 <w:b/>
                 <w:bCs/>
               </w:rPr>
-            </w:pPr>
-            <w:r>
-              <w:rPr>
-                <w:rFonts w:ascii="Liberation Sans" w:hAnsi="Liberation Sans"/>
+              <w:t xml:space="preserve"> </w:t>
+            </w:r>
+            <w:r>
+              <w:rPr>
+                <w:rFonts w:ascii="Times New Roman" w:hAnsi="Times New Roman"/>
                 <w:b/>
                 <w:bCs/>
               </w:rPr>
-              <w:t xml:space="preserve"> </w:t>
-            </w:r>
-            <w:r>
-              <w:rPr>
-                <w:rFonts w:ascii="Liberation Sans" w:hAnsi="Liberation Sans"/>
+              <w:t>Drug</w:t>
+            </w:r>
+          </w:p>
+        </w:tc>
+        <w:tc>
+          <w:tcPr>
+            <w:tcW w:w="1491" w:type="dxa"/>
+            <w:tcBorders/>
+            <w:vAlign w:val="bottom"/>
+          </w:tcPr>
+          <w:p>
+            <w:pPr>
+              <w:pStyle w:val="Normal"/>
+              <w:tabs>
+                <w:tab w:val="clear" w:pos="709"/>
+              </w:tabs>
+              <w:bidi w:val="0"/>
+              <w:jc w:val="start"/>
+              <w:rPr>
+                <w:rFonts w:ascii="Times New Roman" w:hAnsi="Times New Roman"/>
+              </w:rPr>
+            </w:pPr>
+            <w:r>
+              <w:rPr>
+                <w:rFonts w:ascii="Times New Roman" w:hAnsi="Times New Roman"/>
                 <w:b/>
                 <w:bCs/>
               </w:rPr>
-              <w:t xml:space="preserve">Drug       </w:t>
-            </w:r>
-          </w:p>
-        </w:tc>
-        <w:tc>
-          <w:tcPr>
-            <w:tcW w:w="1491" w:type="dxa"/>
-            <w:tcBorders/>
-            <w:vAlign w:val="bottom"/>
-          </w:tcPr>
-          <w:p>
-            <w:pPr>
-              <w:pStyle w:val="Normal"/>
-              <w:tabs>
-                <w:tab w:val="clear" w:pos="709"/>
-              </w:tabs>
-              <w:bidi w:val="0"/>
-              <w:jc w:val="start"/>
-              <w:rPr>
+              <w:t xml:space="preserve"> </w:t>
+            </w:r>
+            <w:r>
+              <w:rPr>
+                <w:rFonts w:ascii="Times New Roman" w:hAnsi="Times New Roman"/>
                 <w:b/>
                 <w:bCs/>
               </w:rPr>
-            </w:pPr>
-            <w:r>
-              <w:rPr>
-                <w:rFonts w:ascii="Liberation Sans" w:hAnsi="Liberation Sans"/>
+              <w:t>Target</w:t>
+            </w:r>
+          </w:p>
+        </w:tc>
+        <w:tc>
+          <w:tcPr>
+            <w:tcW w:w="1685" w:type="dxa"/>
+            <w:tcBorders/>
+            <w:vAlign w:val="bottom"/>
+          </w:tcPr>
+          <w:p>
+            <w:pPr>
+              <w:pStyle w:val="Normal"/>
+              <w:tabs>
+                <w:tab w:val="clear" w:pos="709"/>
+              </w:tabs>
+              <w:bidi w:val="0"/>
+              <w:jc w:val="start"/>
+              <w:rPr>
+                <w:rFonts w:ascii="Times New Roman" w:hAnsi="Times New Roman"/>
+              </w:rPr>
+            </w:pPr>
+            <w:r>
+              <w:rPr>
+                <w:rFonts w:ascii="Times New Roman" w:hAnsi="Times New Roman"/>
                 <w:b/>
                 <w:bCs/>
               </w:rPr>
@@ -121,36 +155,63 @@
             </w:r>
             <w:r>
               <w:rPr>
-                <w:rFonts w:ascii="Liberation Sans" w:hAnsi="Liberation Sans"/>
+                <w:rFonts w:ascii="Times New Roman" w:hAnsi="Times New Roman"/>
                 <w:b/>
                 <w:bCs/>
               </w:rPr>
-              <w:t xml:space="preserve">Target     </w:t>
-            </w:r>
-          </w:p>
-        </w:tc>
-        <w:tc>
-          <w:tcPr>
-            <w:tcW w:w="1685" w:type="dxa"/>
-            <w:tcBorders/>
-            <w:vAlign w:val="bottom"/>
-          </w:tcPr>
-          <w:p>
-            <w:pPr>
-              <w:pStyle w:val="Normal"/>
-              <w:tabs>
-                <w:tab w:val="clear" w:pos="709"/>
-              </w:tabs>
-              <w:bidi w:val="0"/>
-              <w:jc w:val="start"/>
-              <w:rPr>
+              <w:t>Model Effect</w:t>
+            </w:r>
+          </w:p>
+        </w:tc>
+        <w:tc>
+          <w:tcPr>
+            <w:tcW w:w="2092" w:type="dxa"/>
+            <w:tcBorders/>
+            <w:vAlign w:val="bottom"/>
+          </w:tcPr>
+          <w:p>
+            <w:pPr>
+              <w:pStyle w:val="Normal"/>
+              <w:tabs>
+                <w:tab w:val="clear" w:pos="709"/>
+              </w:tabs>
+              <w:bidi w:val="0"/>
+              <w:jc w:val="start"/>
+              <w:rPr>
+                <w:rFonts w:ascii="Times New Roman" w:hAnsi="Times New Roman"/>
+              </w:rPr>
+            </w:pPr>
+            <w:r>
+              <w:rPr>
+                <w:rFonts w:ascii="Times New Roman" w:hAnsi="Times New Roman"/>
                 <w:b/>
                 <w:bCs/>
               </w:rPr>
-            </w:pPr>
-            <w:r>
-              <w:rPr>
-                <w:rFonts w:ascii="Liberation Sans" w:hAnsi="Liberation Sans"/>
+              <w:t>IC50 Range (μM)</w:t>
+            </w:r>
+          </w:p>
+        </w:tc>
+        <w:tc>
+          <w:tcPr>
+            <w:tcW w:w="1651" w:type="dxa"/>
+            <w:tcBorders/>
+            <w:vAlign w:val="bottom"/>
+          </w:tcPr>
+          <w:p>
+            <w:pPr>
+              <w:pStyle w:val="Normal"/>
+              <w:tabs>
+                <w:tab w:val="clear" w:pos="709"/>
+              </w:tabs>
+              <w:bidi w:val="0"/>
+              <w:jc w:val="start"/>
+              <w:rPr>
+                <w:rFonts w:ascii="Times New Roman" w:hAnsi="Times New Roman"/>
+              </w:rPr>
+            </w:pPr>
+            <w:r>
+              <w:rPr>
+                <w:rFonts w:ascii="Times New Roman" w:hAnsi="Times New Roman"/>
                 <w:b/>
                 <w:bCs/>
               </w:rPr>
@@ -158,77 +219,11 @@
             </w:r>
             <w:r>
               <w:rPr>
-                <w:rFonts w:ascii="Liberation Sans" w:hAnsi="Liberation Sans"/>
+                <w:rFonts w:ascii="Times New Roman" w:hAnsi="Times New Roman"/>
                 <w:b/>
                 <w:bCs/>
               </w:rPr>
-              <w:t xml:space="preserve">Model Effect </w:t>
-            </w:r>
-          </w:p>
-        </w:tc>
-        <w:tc>
-          <w:tcPr>
-            <w:tcW w:w="2092" w:type="dxa"/>
-            <w:tcBorders/>
-            <w:vAlign w:val="bottom"/>
-          </w:tcPr>
-          <w:p>
-            <w:pPr>
-              <w:pStyle w:val="Normal"/>
-              <w:tabs>
-                <w:tab w:val="clear" w:pos="709"/>
-              </w:tabs>
-              <w:bidi w:val="0"/>
-              <w:jc w:val="start"/>
-              <w:rPr>
-                <w:b/>
-                <w:bCs/>
-              </w:rPr>
-            </w:pPr>
-            <w:r>
-              <w:rPr>
-                <w:rFonts w:ascii="Liberation Sans" w:hAnsi="Liberation Sans"/>
-                <w:b/>
-                <w:bCs/>
-              </w:rPr>
-              <w:t xml:space="preserve">IC50 Range (μM) </w:t>
-            </w:r>
-          </w:p>
-        </w:tc>
-        <w:tc>
-          <w:tcPr>
-            <w:tcW w:w="1651" w:type="dxa"/>
-            <w:tcBorders/>
-            <w:vAlign w:val="bottom"/>
-          </w:tcPr>
-          <w:p>
-            <w:pPr>
-              <w:pStyle w:val="Normal"/>
-              <w:tabs>
-                <w:tab w:val="clear" w:pos="709"/>
-              </w:tabs>
-              <w:bidi w:val="0"/>
-              <w:jc w:val="start"/>
-              <w:rPr>
-                <w:b/>
-                <w:bCs/>
-              </w:rPr>
-            </w:pPr>
-            <w:r>
-              <w:rPr>
-                <w:rFonts w:ascii="Liberation Sans" w:hAnsi="Liberation Sans"/>
-                <w:b/>
-                <w:bCs/>
-              </w:rPr>
-              <w:t xml:space="preserve"> </w:t>
-            </w:r>
-            <w:r>
-              <w:rPr>
-                <w:rFonts w:ascii="Liberation Sans" w:hAnsi="Liberation Sans"/>
-                <w:b/>
-                <w:bCs/>
-              </w:rPr>
-              <w:t xml:space="preserve">Reference </w:t>
+              <w:t>Reference</w:t>
             </w:r>
           </w:p>
         </w:tc>
@@ -251,19 +246,21 @@
               </w:tabs>
               <w:bidi w:val="0"/>
               <w:jc w:val="start"/>
-              <w:rPr/>
-            </w:pPr>
-            <w:r>
-              <w:rPr>
-                <w:rFonts w:ascii="Liberation Sans" w:hAnsi="Liberation Sans"/>
-              </w:rPr>
-              <w:t xml:space="preserve"> </w:t>
-            </w:r>
-            <w:r>
-              <w:rPr>
-                <w:rFonts w:ascii="Liberation Sans" w:hAnsi="Liberation Sans"/>
-              </w:rPr>
-              <w:t xml:space="preserve">Amiloride  </w:t>
+              <w:rPr>
+                <w:rFonts w:ascii="Times New Roman" w:hAnsi="Times New Roman"/>
+              </w:rPr>
+            </w:pPr>
+            <w:r>
+              <w:rPr>
+                <w:rFonts w:ascii="Times New Roman" w:hAnsi="Times New Roman"/>
+              </w:rPr>
+              <w:t xml:space="preserve"> </w:t>
+            </w:r>
+            <w:r>
+              <w:rPr>
+                <w:rFonts w:ascii="Times New Roman" w:hAnsi="Times New Roman"/>
+              </w:rPr>
+              <w:t>Amiloride</w:t>
             </w:r>
           </w:p>
         </w:tc>
@@ -281,19 +278,21 @@
               </w:tabs>
               <w:bidi w:val="0"/>
               <w:jc w:val="start"/>
-              <w:rPr/>
-            </w:pPr>
-            <w:r>
-              <w:rPr>
-                <w:rFonts w:ascii="Liberation Sans" w:hAnsi="Liberation Sans"/>
-              </w:rPr>
-              <w:t xml:space="preserve"> </w:t>
-            </w:r>
-            <w:r>
-              <w:rPr>
-                <w:rFonts w:ascii="Liberation Sans" w:hAnsi="Liberation Sans"/>
-              </w:rPr>
-              <w:t xml:space="preserve">ENaC/NHE1  </w:t>
+              <w:rPr>
+                <w:rFonts w:ascii="Times New Roman" w:hAnsi="Times New Roman"/>
+              </w:rPr>
+            </w:pPr>
+            <w:r>
+              <w:rPr>
+                <w:rFonts w:ascii="Times New Roman" w:hAnsi="Times New Roman"/>
+              </w:rPr>
+              <w:t xml:space="preserve"> </w:t>
+            </w:r>
+            <w:r>
+              <w:rPr>
+                <w:rFonts w:ascii="Times New Roman" w:hAnsi="Times New Roman"/>
+              </w:rPr>
+              <w:t>ENaC/NHE1</w:t>
             </w:r>
           </w:p>
         </w:tc>
@@ -311,19 +310,21 @@
               </w:tabs>
               <w:bidi w:val="0"/>
               <w:jc w:val="start"/>
-              <w:rPr/>
-            </w:pPr>
-            <w:r>
-              <w:rPr>
-                <w:rFonts w:ascii="Liberation Sans" w:hAnsi="Liberation Sans"/>
-              </w:rPr>
-              <w:t xml:space="preserve"> </w:t>
-            </w:r>
-            <w:r>
-              <w:rPr>
-                <w:rFonts w:ascii="Liberation Sans" w:hAnsi="Liberation Sans"/>
-              </w:rPr>
-              <w:t xml:space="preserve">k₃ × 0.5     </w:t>
+              <w:rPr>
+                <w:rFonts w:ascii="Times New Roman" w:hAnsi="Times New Roman"/>
+              </w:rPr>
+            </w:pPr>
+            <w:r>
+              <w:rPr>
+                <w:rFonts w:ascii="Times New Roman" w:hAnsi="Times New Roman"/>
+              </w:rPr>
+              <w:t xml:space="preserve"> </w:t>
+            </w:r>
+            <w:r>
+              <w:rPr>
+                <w:rFonts w:ascii="Times New Roman" w:hAnsi="Times New Roman"/>
+              </w:rPr>
+              <w:t>k₃ × 0.5</w:t>
             </w:r>
           </w:p>
         </w:tc>
@@ -341,13 +342,15 @@
               </w:tabs>
               <w:bidi w:val="0"/>
               <w:jc w:val="start"/>
-              <w:rPr/>
-            </w:pPr>
-            <w:r>
-              <w:rPr>
-                <w:rFonts w:ascii="Liberation Sans" w:hAnsi="Liberation Sans"/>
-              </w:rPr>
-              <w:t xml:space="preserve">10-50           </w:t>
+              <w:rPr>
+                <w:rFonts w:ascii="Times New Roman" w:hAnsi="Times New Roman"/>
+              </w:rPr>
+            </w:pPr>
+            <w:r>
+              <w:rPr>
+                <w:rFonts w:ascii="Times New Roman" w:hAnsi="Times New Roman"/>
+              </w:rPr>
+              <w:t>10-50</w:t>
             </w:r>
           </w:p>
         </w:tc>
@@ -365,19 +368,21 @@
               </w:tabs>
               <w:bidi w:val="0"/>
               <w:jc w:val="start"/>
-              <w:rPr/>
-            </w:pPr>
-            <w:r>
-              <w:rPr>
-                <w:rFonts w:ascii="Liberation Sans" w:hAnsi="Liberation Sans"/>
-              </w:rPr>
-              <w:t xml:space="preserve"> </w:t>
-            </w:r>
-            <w:r>
-              <w:rPr>
-                <w:rFonts w:ascii="Liberation Sans" w:hAnsi="Liberation Sans"/>
-              </w:rPr>
-              <w:t xml:space="preserve">CGTP 2023 </w:t>
+              <w:rPr>
+                <w:rFonts w:ascii="Times New Roman" w:hAnsi="Times New Roman"/>
+              </w:rPr>
+            </w:pPr>
+            <w:r>
+              <w:rPr>
+                <w:rFonts w:ascii="Times New Roman" w:hAnsi="Times New Roman"/>
+              </w:rPr>
+              <w:t xml:space="preserve"> </w:t>
+            </w:r>
+            <w:r>
+              <w:rPr>
+                <w:rFonts w:ascii="Times New Roman" w:hAnsi="Times New Roman"/>
+              </w:rPr>
+              <w:t>CGTP 2023</w:t>
             </w:r>
           </w:p>
         </w:tc>
@@ -400,25 +405,21 @@
               </w:tabs>
               <w:bidi w:val="0"/>
               <w:jc w:val="start"/>
-              <w:rPr/>
-            </w:pPr>
-            <w:r>
-              <w:rPr>
-                <w:rFonts w:ascii="Liberation Sans" w:hAnsi="Liberation Sans"/>
-              </w:rPr>
-              <w:t xml:space="preserve"> </w:t>
-            </w:r>
-            <w:r>
-              <w:rPr>
-                <w:rFonts w:ascii="Liberation Sans" w:hAnsi="Liberation Sans"/>
-              </w:rPr>
-              <w:t>Propranolo</w:t>
-            </w:r>
-            <w:r>
-              <w:rPr>
-                <w:rFonts w:ascii="Liberation Sans" w:hAnsi="Liberation Sans"/>
-              </w:rPr>
-              <w:t>l</w:t>
+              <w:rPr>
+                <w:rFonts w:ascii="Times New Roman" w:hAnsi="Times New Roman"/>
+              </w:rPr>
+            </w:pPr>
+            <w:r>
+              <w:rPr>
+                <w:rFonts w:ascii="Times New Roman" w:hAnsi="Times New Roman"/>
+              </w:rPr>
+              <w:t xml:space="preserve"> </w:t>
+            </w:r>
+            <w:r>
+              <w:rPr>
+                <w:rFonts w:ascii="Times New Roman" w:hAnsi="Times New Roman"/>
+              </w:rPr>
+              <w:t>Propranolol</w:t>
             </w:r>
           </w:p>
         </w:tc>
@@ -436,19 +437,21 @@
               </w:tabs>
               <w:bidi w:val="0"/>
               <w:jc w:val="start"/>
-              <w:rPr/>
-            </w:pPr>
-            <w:r>
-              <w:rPr>
-                <w:rFonts w:ascii="Liberation Sans" w:hAnsi="Liberation Sans"/>
-              </w:rPr>
-              <w:t xml:space="preserve"> </w:t>
-            </w:r>
-            <w:r>
-              <w:rPr>
-                <w:rFonts w:ascii="Liberation Sans" w:hAnsi="Liberation Sans"/>
-              </w:rPr>
-              <w:t xml:space="preserve">Naᵥ1.5     </w:t>
+              <w:rPr>
+                <w:rFonts w:ascii="Times New Roman" w:hAnsi="Times New Roman"/>
+              </w:rPr>
+            </w:pPr>
+            <w:r>
+              <w:rPr>
+                <w:rFonts w:ascii="Times New Roman" w:hAnsi="Times New Roman"/>
+              </w:rPr>
+              <w:t xml:space="preserve"> </w:t>
+            </w:r>
+            <w:r>
+              <w:rPr>
+                <w:rFonts w:ascii="Times New Roman" w:hAnsi="Times New Roman"/>
+              </w:rPr>
+              <w:t>Naᵥ1.5</w:t>
             </w:r>
           </w:p>
         </w:tc>
@@ -466,19 +469,21 @@
               </w:tabs>
               <w:bidi w:val="0"/>
               <w:jc w:val="start"/>
-              <w:rPr/>
-            </w:pPr>
-            <w:r>
-              <w:rPr>
-                <w:rFonts w:ascii="Liberation Sans" w:hAnsi="Liberation Sans"/>
-              </w:rPr>
-              <w:t xml:space="preserve"> </w:t>
-            </w:r>
-            <w:r>
-              <w:rPr>
-                <w:rFonts w:ascii="Liberation Sans" w:hAnsi="Liberation Sans"/>
-              </w:rPr>
-              <w:t xml:space="preserve">Hill block   </w:t>
+              <w:rPr>
+                <w:rFonts w:ascii="Times New Roman" w:hAnsi="Times New Roman"/>
+              </w:rPr>
+            </w:pPr>
+            <w:r>
+              <w:rPr>
+                <w:rFonts w:ascii="Times New Roman" w:hAnsi="Times New Roman"/>
+              </w:rPr>
+              <w:t xml:space="preserve"> </w:t>
+            </w:r>
+            <w:r>
+              <w:rPr>
+                <w:rFonts w:ascii="Times New Roman" w:hAnsi="Times New Roman"/>
+              </w:rPr>
+              <w:t>Hill block</w:t>
             </w:r>
           </w:p>
         </w:tc>
@@ -496,13 +501,15 @@
               </w:tabs>
               <w:bidi w:val="0"/>
               <w:jc w:val="start"/>
-              <w:rPr/>
-            </w:pPr>
-            <w:r>
-              <w:rPr>
-                <w:rFonts w:ascii="Liberation Sans" w:hAnsi="Liberation Sans"/>
-              </w:rPr>
-              <w:t xml:space="preserve">5-20            </w:t>
+              <w:rPr>
+                <w:rFonts w:ascii="Times New Roman" w:hAnsi="Times New Roman"/>
+              </w:rPr>
+            </w:pPr>
+            <w:r>
+              <w:rPr>
+                <w:rFonts w:ascii="Times New Roman" w:hAnsi="Times New Roman"/>
+              </w:rPr>
+              <w:t>5-20</w:t>
             </w:r>
           </w:p>
         </w:tc>
@@ -520,17 +527,19 @@
               </w:tabs>
               <w:bidi w:val="0"/>
               <w:jc w:val="start"/>
-              <w:rPr/>
-            </w:pPr>
-            <w:r>
-              <w:rPr>
-                <w:rFonts w:ascii="Liberation Sans" w:hAnsi="Liberation Sans"/>
-              </w:rPr>
-              <w:t xml:space="preserve"> </w:t>
-            </w:r>
-            <w:r>
-              <w:rPr>
-                <w:rFonts w:ascii="Liberation Sans" w:hAnsi="Liberation Sans"/>
+              <w:rPr>
+                <w:rFonts w:ascii="Times New Roman" w:hAnsi="Times New Roman"/>
+              </w:rPr>
+            </w:pPr>
+            <w:r>
+              <w:rPr>
+                <w:rFonts w:ascii="Times New Roman" w:hAnsi="Times New Roman"/>
+              </w:rPr>
+              <w:t xml:space="preserve"> </w:t>
+            </w:r>
+            <w:r>
+              <w:rPr>
+                <w:rFonts w:ascii="Times New Roman" w:hAnsi="Times New Roman"/>
               </w:rPr>
               <w:t>Cardiac EP</w:t>
             </w:r>
@@ -539,7 +548,7 @@
       </w:tr>
       <w:tr>
         <w:trPr>
-          <w:trHeight w:val="256" w:hRule="atLeast"/>
+          <w:trHeight w:val="302" w:hRule="atLeast"/>
         </w:trPr>
         <w:tc>
           <w:tcPr>
@@ -555,19 +564,21 @@
               </w:tabs>
               <w:bidi w:val="0"/>
               <w:jc w:val="start"/>
-              <w:rPr/>
-            </w:pPr>
-            <w:r>
-              <w:rPr>
-                <w:rFonts w:ascii="Liberation Sans" w:hAnsi="Liberation Sans"/>
-              </w:rPr>
-              <w:t xml:space="preserve"> </w:t>
-            </w:r>
-            <w:r>
-              <w:rPr>
-                <w:rFonts w:ascii="Liberation Sans" w:hAnsi="Liberation Sans"/>
-              </w:rPr>
-              <w:t xml:space="preserve">Ivermectin </w:t>
+              <w:rPr>
+                <w:rFonts w:ascii="Times New Roman" w:hAnsi="Times New Roman"/>
+              </w:rPr>
+            </w:pPr>
+            <w:r>
+              <w:rPr>
+                <w:rFonts w:ascii="Times New Roman" w:hAnsi="Times New Roman"/>
+              </w:rPr>
+              <w:t xml:space="preserve"> </w:t>
+            </w:r>
+            <w:r>
+              <w:rPr>
+                <w:rFonts w:ascii="Times New Roman" w:hAnsi="Times New Roman"/>
+              </w:rPr>
+              <w:t>Ivermectin</w:t>
             </w:r>
           </w:p>
         </w:tc>
@@ -585,19 +596,21 @@
               </w:tabs>
               <w:bidi w:val="0"/>
               <w:jc w:val="start"/>
-              <w:rPr/>
-            </w:pPr>
-            <w:r>
-              <w:rPr>
-                <w:rFonts w:ascii="Liberation Sans" w:hAnsi="Liberation Sans"/>
-              </w:rPr>
-              <w:t xml:space="preserve"> </w:t>
-            </w:r>
-            <w:r>
-              <w:rPr>
-                <w:rFonts w:ascii="Liberation Sans" w:hAnsi="Liberation Sans"/>
-              </w:rPr>
-              <w:t xml:space="preserve">ClC/GLIC   </w:t>
+              <w:rPr>
+                <w:rFonts w:ascii="Times New Roman" w:hAnsi="Times New Roman"/>
+              </w:rPr>
+            </w:pPr>
+            <w:r>
+              <w:rPr>
+                <w:rFonts w:ascii="Times New Roman" w:hAnsi="Times New Roman"/>
+              </w:rPr>
+              <w:t xml:space="preserve"> </w:t>
+            </w:r>
+            <w:r>
+              <w:rPr>
+                <w:rFonts w:ascii="Times New Roman" w:hAnsi="Times New Roman"/>
+              </w:rPr>
+              <w:t>ClC/GLIC</w:t>
             </w:r>
           </w:p>
         </w:tc>
@@ -615,19 +628,21 @@
               </w:tabs>
               <w:bidi w:val="0"/>
               <w:jc w:val="start"/>
-              <w:rPr/>
-            </w:pPr>
-            <w:r>
-              <w:rPr>
-                <w:rFonts w:ascii="Liberation Sans" w:hAnsi="Liberation Sans"/>
-              </w:rPr>
-              <w:t xml:space="preserve"> </w:t>
-            </w:r>
-            <w:r>
-              <w:rPr>
-                <w:rFonts w:ascii="Liberation Sans" w:hAnsi="Liberation Sans"/>
-              </w:rPr>
-              <w:t xml:space="preserve">k₃ × 2.0     </w:t>
+              <w:rPr>
+                <w:rFonts w:ascii="Times New Roman" w:hAnsi="Times New Roman"/>
+              </w:rPr>
+            </w:pPr>
+            <w:r>
+              <w:rPr>
+                <w:rFonts w:ascii="Times New Roman" w:hAnsi="Times New Roman"/>
+              </w:rPr>
+              <w:t xml:space="preserve"> </w:t>
+            </w:r>
+            <w:r>
+              <w:rPr>
+                <w:rFonts w:ascii="Times New Roman" w:hAnsi="Times New Roman"/>
+              </w:rPr>
+              <w:t>k₃ × 2.0</w:t>
             </w:r>
           </w:p>
         </w:tc>
@@ -645,11 +660,13 @@
               </w:tabs>
               <w:bidi w:val="0"/>
               <w:jc w:val="start"/>
-              <w:rPr/>
-            </w:pPr>
-            <w:r>
-              <w:rPr>
-                <w:rFonts w:ascii="Liberation Sans" w:hAnsi="Liberation Sans"/>
+              <w:rPr>
+                <w:rFonts w:ascii="Times New Roman" w:hAnsi="Times New Roman"/>
+              </w:rPr>
+            </w:pPr>
+            <w:r>
+              <w:rPr>
+                <w:rFonts w:ascii="Times New Roman" w:hAnsi="Times New Roman"/>
               </w:rPr>
               <w:t>1-10</w:t>
             </w:r>
@@ -669,19 +686,21 @@
               </w:tabs>
               <w:bidi w:val="0"/>
               <w:jc w:val="start"/>
-              <w:rPr/>
-            </w:pPr>
-            <w:r>
-              <w:rPr>
-                <w:rFonts w:ascii="Liberation Sans" w:hAnsi="Liberation Sans"/>
-              </w:rPr>
-              <w:t xml:space="preserve"> </w:t>
-            </w:r>
-            <w:r>
-              <w:rPr>
-                <w:rFonts w:ascii="Liberation Sans" w:hAnsi="Liberation Sans"/>
-              </w:rPr>
-              <w:t xml:space="preserve">Ion screens </w:t>
+              <w:rPr>
+                <w:rFonts w:ascii="Times New Roman" w:hAnsi="Times New Roman"/>
+              </w:rPr>
+            </w:pPr>
+            <w:r>
+              <w:rPr>
+                <w:rFonts w:ascii="Times New Roman" w:hAnsi="Times New Roman"/>
+              </w:rPr>
+              <w:t xml:space="preserve"> </w:t>
+            </w:r>
+            <w:r>
+              <w:rPr>
+                <w:rFonts w:ascii="Times New Roman" w:hAnsi="Times New Roman"/>
+              </w:rPr>
+              <w:t>Ion screens</w:t>
             </w:r>
           </w:p>
         </w:tc>
@@ -890,277 +909,10 @@
       <w:pgNumType w:fmt="decimal"/>
       <w:formProt w:val="false"/>
       <w:textDirection w:val="lrTb"/>
-      <w:docGrid w:type="default" w:linePitch="312" w:charSpace="4294961151"/>
+      <w:docGrid w:type="default" w:linePitch="312" w:charSpace="0"/>
     </w:sectPr>
   </w:body>
 </w:document>
-</file>
-
-<file path=word/numbering.xml><?xml version="1.0" encoding="utf-8"?>
-<w:numbering xmlns:w="http://schemas.openxmlformats.org/wordprocessingml/2006/main" xmlns:o="urn:schemas-microsoft-com:office:office" xmlns:r="http://schemas.openxmlformats.org/officeDocument/2006/relationships" xmlns:v="urn:schemas-microsoft-com:vml" xmlns:mc="http://schemas.openxmlformats.org/markup-compatibility/2006" xmlns:w14="http://schemas.microsoft.com/office/word/2010/wordml" mc:Ignorable="w14">
-  <w:abstractNum w:abstractNumId="1">
-    <w:lvl w:ilvl="0">
-      <w:start w:val="1"/>
-      <w:numFmt w:val="bullet"/>
-      <w:lvlText w:val=""/>
-      <w:lvlJc w:val="start"/>
-      <w:pPr>
-        <w:tabs>
-          <w:tab w:val="num" w:pos="709"/>
-        </w:tabs>
-        <w:ind w:start="709" w:hanging="283"/>
-      </w:pPr>
-      <w:rPr>
-        <w:rFonts w:ascii="Symbol" w:hAnsi="Symbol" w:cs="Symbol" w:hint="default"/>
-      </w:rPr>
-    </w:lvl>
-    <w:lvl w:ilvl="1">
-      <w:start w:val="1"/>
-      <w:numFmt w:val="bullet"/>
-      <w:lvlText w:val=""/>
-      <w:lvlJc w:val="start"/>
-      <w:pPr>
-        <w:tabs>
-          <w:tab w:val="num" w:pos="1418"/>
-        </w:tabs>
-        <w:ind w:start="1418" w:hanging="283"/>
-      </w:pPr>
-      <w:rPr>
-        <w:rFonts w:ascii="Symbol" w:hAnsi="Symbol" w:cs="Symbol" w:hint="default"/>
-      </w:rPr>
-    </w:lvl>
-    <w:lvl w:ilvl="2">
-      <w:start w:val="1"/>
-      <w:numFmt w:val="bullet"/>
-      <w:lvlText w:val=""/>
-      <w:lvlJc w:val="start"/>
-      <w:pPr>
-        <w:tabs>
-          <w:tab w:val="num" w:pos="2127"/>
-        </w:tabs>
-        <w:ind w:start="2127" w:hanging="283"/>
-      </w:pPr>
-      <w:rPr>
-        <w:rFonts w:ascii="Symbol" w:hAnsi="Symbol" w:cs="Symbol" w:hint="default"/>
-      </w:rPr>
-    </w:lvl>
-    <w:lvl w:ilvl="3">
-      <w:start w:val="1"/>
-      <w:numFmt w:val="bullet"/>
-      <w:lvlText w:val=""/>
-      <w:lvlJc w:val="start"/>
-      <w:pPr>
-        <w:tabs>
-          <w:tab w:val="num" w:pos="2836"/>
-        </w:tabs>
-        <w:ind w:start="2836" w:hanging="283"/>
-      </w:pPr>
-      <w:rPr>
-        <w:rFonts w:ascii="Symbol" w:hAnsi="Symbol" w:cs="Symbol" w:hint="default"/>
-      </w:rPr>
-    </w:lvl>
-    <w:lvl w:ilvl="4">
-      <w:start w:val="1"/>
-      <w:numFmt w:val="bullet"/>
-      <w:lvlText w:val=""/>
-      <w:lvlJc w:val="start"/>
-      <w:pPr>
-        <w:tabs>
-          <w:tab w:val="num" w:pos="3545"/>
-        </w:tabs>
-        <w:ind w:start="3545" w:hanging="283"/>
-      </w:pPr>
-      <w:rPr>
-        <w:rFonts w:ascii="Symbol" w:hAnsi="Symbol" w:cs="Symbol" w:hint="default"/>
-      </w:rPr>
-    </w:lvl>
-    <w:lvl w:ilvl="5">
-      <w:start w:val="1"/>
-      <w:numFmt w:val="bullet"/>
-      <w:lvlText w:val=""/>
-      <w:lvlJc w:val="start"/>
-      <w:pPr>
-        <w:tabs>
-          <w:tab w:val="num" w:pos="4254"/>
-        </w:tabs>
-        <w:ind w:start="4254" w:hanging="283"/>
-      </w:pPr>
-      <w:rPr>
-        <w:rFonts w:ascii="Symbol" w:hAnsi="Symbol" w:cs="Symbol" w:hint="default"/>
-      </w:rPr>
-    </w:lvl>
-    <w:lvl w:ilvl="6">
-      <w:start w:val="1"/>
-      <w:numFmt w:val="bullet"/>
-      <w:lvlText w:val=""/>
-      <w:lvlJc w:val="start"/>
-      <w:pPr>
-        <w:tabs>
-          <w:tab w:val="num" w:pos="4963"/>
-        </w:tabs>
-        <w:ind w:start="4963" w:hanging="283"/>
-      </w:pPr>
-      <w:rPr>
-        <w:rFonts w:ascii="Symbol" w:hAnsi="Symbol" w:cs="Symbol" w:hint="default"/>
-      </w:rPr>
-    </w:lvl>
-    <w:lvl w:ilvl="7">
-      <w:start w:val="1"/>
-      <w:numFmt w:val="bullet"/>
-      <w:lvlText w:val=""/>
-      <w:lvlJc w:val="start"/>
-      <w:pPr>
-        <w:tabs>
-          <w:tab w:val="num" w:pos="5672"/>
-        </w:tabs>
-        <w:ind w:start="5672" w:hanging="283"/>
-      </w:pPr>
-      <w:rPr>
-        <w:rFonts w:ascii="Symbol" w:hAnsi="Symbol" w:cs="Symbol" w:hint="default"/>
-      </w:rPr>
-    </w:lvl>
-    <w:lvl w:ilvl="8">
-      <w:start w:val="1"/>
-      <w:numFmt w:val="bullet"/>
-      <w:lvlText w:val=""/>
-      <w:lvlJc w:val="start"/>
-      <w:pPr>
-        <w:tabs>
-          <w:tab w:val="num" w:pos="6381"/>
-        </w:tabs>
-        <w:ind w:start="6381" w:hanging="283"/>
-      </w:pPr>
-      <w:rPr>
-        <w:rFonts w:ascii="Symbol" w:hAnsi="Symbol" w:cs="Symbol" w:hint="default"/>
-      </w:rPr>
-    </w:lvl>
-  </w:abstractNum>
-  <w:abstractNum w:abstractNumId="2">
-    <w:lvl w:ilvl="0">
-      <w:start w:val="1"/>
-      <w:numFmt w:val="none"/>
-      <w:suff w:val="nothing"/>
-      <w:lvlText w:val=""/>
-      <w:lvlJc w:val="start"/>
-      <w:pPr>
-        <w:tabs>
-          <w:tab w:val="num" w:pos="0"/>
-        </w:tabs>
-        <w:ind w:start="0" w:hanging="0"/>
-      </w:pPr>
-    </w:lvl>
-    <w:lvl w:ilvl="1">
-      <w:start w:val="1"/>
-      <w:numFmt w:val="none"/>
-      <w:suff w:val="nothing"/>
-      <w:lvlText w:val=""/>
-      <w:lvlJc w:val="start"/>
-      <w:pPr>
-        <w:tabs>
-          <w:tab w:val="num" w:pos="0"/>
-        </w:tabs>
-        <w:ind w:start="0" w:hanging="0"/>
-      </w:pPr>
-    </w:lvl>
-    <w:lvl w:ilvl="2">
-      <w:start w:val="1"/>
-      <w:numFmt w:val="none"/>
-      <w:suff w:val="nothing"/>
-      <w:lvlText w:val=""/>
-      <w:lvlJc w:val="start"/>
-      <w:pPr>
-        <w:tabs>
-          <w:tab w:val="num" w:pos="0"/>
-        </w:tabs>
-        <w:ind w:start="0" w:hanging="0"/>
-      </w:pPr>
-    </w:lvl>
-    <w:lvl w:ilvl="3">
-      <w:start w:val="1"/>
-      <w:numFmt w:val="none"/>
-      <w:suff w:val="nothing"/>
-      <w:lvlText w:val=""/>
-      <w:lvlJc w:val="start"/>
-      <w:pPr>
-        <w:tabs>
-          <w:tab w:val="num" w:pos="0"/>
-        </w:tabs>
-        <w:ind w:start="0" w:hanging="0"/>
-      </w:pPr>
-    </w:lvl>
-    <w:lvl w:ilvl="4">
-      <w:start w:val="1"/>
-      <w:numFmt w:val="none"/>
-      <w:suff w:val="nothing"/>
-      <w:lvlText w:val=""/>
-      <w:lvlJc w:val="start"/>
-      <w:pPr>
-        <w:tabs>
-          <w:tab w:val="num" w:pos="0"/>
-        </w:tabs>
-        <w:ind w:start="0" w:hanging="0"/>
-      </w:pPr>
-    </w:lvl>
-    <w:lvl w:ilvl="5">
-      <w:start w:val="1"/>
-      <w:numFmt w:val="none"/>
-      <w:suff w:val="nothing"/>
-      <w:lvlText w:val=""/>
-      <w:lvlJc w:val="start"/>
-      <w:pPr>
-        <w:tabs>
-          <w:tab w:val="num" w:pos="0"/>
-        </w:tabs>
-        <w:ind w:start="0" w:hanging="0"/>
-      </w:pPr>
-    </w:lvl>
-    <w:lvl w:ilvl="6">
-      <w:start w:val="1"/>
-      <w:numFmt w:val="none"/>
-      <w:suff w:val="nothing"/>
-      <w:lvlText w:val=""/>
-      <w:lvlJc w:val="start"/>
-      <w:pPr>
-        <w:tabs>
-          <w:tab w:val="num" w:pos="0"/>
-        </w:tabs>
-        <w:ind w:start="0" w:hanging="0"/>
-      </w:pPr>
-    </w:lvl>
-    <w:lvl w:ilvl="7">
-      <w:start w:val="1"/>
-      <w:numFmt w:val="none"/>
-      <w:suff w:val="nothing"/>
-      <w:lvlText w:val=""/>
-      <w:lvlJc w:val="start"/>
-      <w:pPr>
-        <w:tabs>
-          <w:tab w:val="num" w:pos="0"/>
-        </w:tabs>
-        <w:ind w:start="0" w:hanging="0"/>
-      </w:pPr>
-    </w:lvl>
-    <w:lvl w:ilvl="8">
-      <w:start w:val="1"/>
-      <w:numFmt w:val="none"/>
-      <w:suff w:val="nothing"/>
-      <w:lvlText w:val=""/>
-      <w:lvlJc w:val="start"/>
-      <w:pPr>
-        <w:tabs>
-          <w:tab w:val="num" w:pos="0"/>
-        </w:tabs>
-        <w:ind w:start="0" w:hanging="0"/>
-      </w:pPr>
-    </w:lvl>
-  </w:abstractNum>
-  <w:num w:numId="1">
-    <w:abstractNumId w:val="1"/>
-  </w:num>
-  <w:num w:numId="2">
-    <w:abstractNumId w:val="2"/>
-  </w:num>
-</w:numbering>
 </file>
 
 <file path=word/styles.xml><?xml version="1.0" encoding="utf-8"?>
@@ -1177,7 +929,6 @@
     </w:rPrDefault>
     <w:pPrDefault>
       <w:pPr>
-        <w:widowControl/>
         <w:suppressAutoHyphens w:val="true"/>
       </w:pPr>
     </w:pPrDefault>
@@ -1187,7 +938,10 @@
     <w:qFormat/>
     <w:pPr>
       <w:widowControl/>
+      <w:suppressAutoHyphens w:val="true"/>
       <w:bidi w:val="0"/>
+      <w:spacing w:before="0" w:after="0"/>
+      <w:jc w:val="start"/>
     </w:pPr>
     <w:rPr>
       <w:rFonts w:ascii="Liberation Serif" w:hAnsi="Liberation Serif" w:eastAsia="Noto Serif CJK SC" w:cs="Lohit Devanagari"/>
